--- a/project/source_documents/lot_03/Compromis de cession d_un cabinet dentaire.docx
+++ b/project/source_documents/lot_03/Compromis de cession d_un cabinet dentaire.docx
@@ -6528,7 +6528,7 @@
           <w:vertAlign w:val="baseline"/>
           <w:rtl w:val="0"/>
         </w:rPr>
-        <w:t xml:space="preserve"> </w:t>
+        <w:t xml:space="preserve"> [taux_pret]</w:t>
       </w:r>
       <w:sdt>
         <w:sdtPr>
@@ -6639,7 +6639,7 @@
           <w:vertAlign w:val="baseline"/>
           <w:rtl w:val="0"/>
         </w:rPr>
-        <w:t xml:space="preserve"> l’an hors assurance</w:t>
+        <w:t xml:space="preserve"> l’an hors assurance, amortissable sur une période minimum de [duree_pret],</w:t>
       </w:r>
       <w:sdt>
         <w:sdtPr>

--- a/project/source_documents/lot_03/Compromis de cession d_un cabinet dentaire.docx
+++ b/project/source_documents/lot_03/Compromis de cession d_un cabinet dentaire.docx
@@ -3483,7 +3483,7 @@
                 <w:szCs w:val="20"/>
                 <w:rtl w:val="0"/>
               </w:rPr>
-              <w:t xml:space="preserve">[chiffre_affaires_1] €</w:t>
+              <w:t>[chiffre_affaires_2] €</w:t>
             </w:r>
           </w:p>
         </w:tc>
@@ -5356,7 +5356,7 @@
           <w:u w:val="single"/>
           <w:rtl w:val="0"/>
         </w:rPr>
-        <w:t xml:space="preserve">[date_origine_propriete] PREVUE DE REALISATION</w:t>
+        <w:t>DATE PREVUE DE REALISATION</w:t>
       </w:r>
     </w:p>
     <w:p>

--- a/project/source_documents/lot_03/Compromis de cession d_un cabinet dentaire.docx
+++ b/project/source_documents/lot_03/Compromis de cession d_un cabinet dentaire.docx
@@ -310,8 +310,8 @@
       </w:pPr>
       <w:r>
         <w:rPr>
-          <w:rFonts w:ascii="Roboto" w:cs="Roboto" w:eastAsia="Roboto" w:hAnsi="Roboto"/>
-          <w:b w:val="1"/>
+          <w:b w:val="false"/>
+          <w:rFonts w:ascii="Roboto" w:cs="Roboto" w:eastAsia="Roboto" w:hAnsi="Roboto"/>
           <w:bCs w:val="1"/>
           <w:color w:val="ff0000"/>
           <w:sz w:val="20"/>
@@ -319,7 +319,33 @@
           <w:highlight w:val="yellow"/>
           <w:rtl w:val="0"/>
         </w:rPr>
-        <w:t xml:space="preserve">[civilite_vendeur] [prenom_vendeur] [nom_vendeur], </w:t>
+        <w:t xml:space="preserve">[civilite_vendeur] [prenom_vendeur] </w:t>
+      </w:r>
+      <w:r>
+        <w:rPr>
+          <w:rFonts w:ascii="Roboto" w:cs="Roboto" w:eastAsia="Roboto" w:hAnsi="Roboto"/>
+          <w:b w:val="1"/>
+          <w:bCs w:val="1"/>
+          <w:color w:val="ff0000"/>
+          <w:sz w:val="20"/>
+          <w:szCs w:val="20"/>
+          <w:highlight w:val="yellow"/>
+          <w:rtl w:val="0"/>
+        </w:rPr>
+        <w:t>[nom_vendeur]</w:t>
+      </w:r>
+      <w:r>
+        <w:rPr>
+          <w:b w:val="false"/>
+          <w:rFonts w:ascii="Roboto" w:cs="Roboto" w:eastAsia="Roboto" w:hAnsi="Roboto"/>
+          <w:bCs w:val="1"/>
+          <w:color w:val="ff0000"/>
+          <w:sz w:val="20"/>
+          <w:szCs w:val="20"/>
+          <w:highlight w:val="yellow"/>
+          <w:rtl w:val="0"/>
+        </w:rPr>
+        <w:t xml:space="preserve">, </w:t>
       </w:r>
       <w:r>
         <w:rPr>
@@ -3252,6 +3278,49 @@
                 <w:szCs w:val="20"/>
                 <w:rtl w:val="0"/>
               </w:rPr>
+              <w:t xml:space="preserve">[exercice_1]</w:t>
+            </w:r>
+            <w:r>
+              <w:rPr>
+                <w:rtl w:val="0"/>
+              </w:rPr>
+            </w:r>
+          </w:p>
+        </w:tc>
+        <w:tc>
+          <w:tcPr>
+            <w:tcPrChange w:author="Albane Lallemand" w:id="0" w:date="2026-04-30T13:39:06Z">
+              <w:tcPr/>
+            </w:tcPrChange>
+          </w:tcPr>
+          <w:p>
+            <w:pPr>
+              <w:jc w:val="both"/>
+              <w:rPr>
+                <w:rFonts w:ascii="Roboto" w:cs="Roboto" w:eastAsia="Roboto" w:hAnsi="Roboto"/>
+                <w:color w:val="ff0000"/>
+                <w:sz w:val="20"/>
+                <w:szCs w:val="20"/>
+                <w:highlight w:val="yellow"/>
+              </w:rPr>
+            </w:pPr>
+            <w:sdt>
+              <w:sdtPr>
+                <w:id w:val="-1827219997"/>
+                <w:tag w:val="goog_rdk_11"/>
+              </w:sdtPr>
+              <w:sdtContent>
+                <w:commentRangeStart w:id="0"/>
+              </w:sdtContent>
+            </w:sdt>
+            <w:r>
+              <w:rPr>
+                <w:rFonts w:ascii="Roboto" w:cs="Roboto" w:eastAsia="Roboto" w:hAnsi="Roboto"/>
+                <w:color w:val="ff0000"/>
+                <w:sz w:val="20"/>
+                <w:szCs w:val="20"/>
+                <w:rtl w:val="0"/>
+              </w:rPr>
               <w:t xml:space="preserve">[chiffre_affaires_1] €</w:t>
             </w:r>
             <w:r>
@@ -3285,7 +3354,7 @@
                 <w:szCs w:val="20"/>
                 <w:rtl w:val="0"/>
               </w:rPr>
-              <w:t xml:space="preserve">[resultat_1]</w:t>
+              <w:t xml:space="preserve">[resultat_1] €</w:t>
             </w:r>
           </w:p>
         </w:tc>
@@ -3483,6 +3552,43 @@
                 <w:szCs w:val="20"/>
                 <w:rtl w:val="0"/>
               </w:rPr>
+              <w:t xml:space="preserve">[exercice_2]</w:t>
+            </w:r>
+          </w:p>
+        </w:tc>
+        <w:tc>
+          <w:tcPr>
+            <w:tcPrChange w:author="Albane Lallemand" w:id="0" w:date="2026-04-30T13:39:06Z">
+              <w:tcPr/>
+            </w:tcPrChange>
+          </w:tcPr>
+          <w:p>
+            <w:pPr>
+              <w:jc w:val="both"/>
+              <w:rPr>
+                <w:rFonts w:ascii="Roboto" w:cs="Roboto" w:eastAsia="Roboto" w:hAnsi="Roboto"/>
+                <w:color w:val="ff0000"/>
+                <w:sz w:val="20"/>
+                <w:szCs w:val="20"/>
+              </w:rPr>
+            </w:pPr>
+            <w:sdt>
+              <w:sdtPr>
+                <w:id w:val="-1552689489"/>
+                <w:tag w:val="goog_rdk_19"/>
+              </w:sdtPr>
+              <w:sdtContent>
+                <w:commentRangeStart w:id="1"/>
+              </w:sdtContent>
+            </w:sdt>
+            <w:r>
+              <w:rPr>
+                <w:rFonts w:ascii="Roboto" w:cs="Roboto" w:eastAsia="Roboto" w:hAnsi="Roboto"/>
+                <w:color w:val="ff0000"/>
+                <w:sz w:val="20"/>
+                <w:szCs w:val="20"/>
+                <w:rtl w:val="0"/>
+              </w:rPr>
               <w:t>[chiffre_affaires_2] €</w:t>
             </w:r>
           </w:p>
@@ -3511,7 +3617,7 @@
                 <w:szCs w:val="20"/>
                 <w:rtl w:val="0"/>
               </w:rPr>
-              <w:t xml:space="preserve">[resultat_1]</w:t>
+              <w:t xml:space="preserve">[resultat_2] €</w:t>
             </w:r>
           </w:p>
         </w:tc>
@@ -3709,6 +3815,48 @@
                 <w:szCs w:val="20"/>
                 <w:rtl w:val="0"/>
               </w:rPr>
+              <w:t xml:space="preserve">[exercice_3]</w:t>
+            </w:r>
+            <w:r>
+              <w:rPr>
+                <w:rtl w:val="0"/>
+              </w:rPr>
+            </w:r>
+          </w:p>
+        </w:tc>
+        <w:tc>
+          <w:tcPr>
+            <w:tcPrChange w:author="Albane Lallemand" w:id="0" w:date="2026-04-30T13:39:06Z">
+              <w:tcPr/>
+            </w:tcPrChange>
+          </w:tcPr>
+          <w:p>
+            <w:pPr>
+              <w:jc w:val="both"/>
+              <w:rPr>
+                <w:rFonts w:ascii="Roboto" w:cs="Roboto" w:eastAsia="Roboto" w:hAnsi="Roboto"/>
+                <w:sz w:val="20"/>
+                <w:szCs w:val="20"/>
+                <w:highlight w:val="yellow"/>
+              </w:rPr>
+            </w:pPr>
+            <w:sdt>
+              <w:sdtPr>
+                <w:id w:val="-1210845680"/>
+                <w:tag w:val="goog_rdk_27"/>
+              </w:sdtPr>
+              <w:sdtContent>
+                <w:commentRangeStart w:id="2"/>
+              </w:sdtContent>
+            </w:sdt>
+            <w:r>
+              <w:rPr>
+                <w:rFonts w:ascii="Roboto" w:cs="Roboto" w:eastAsia="Roboto" w:hAnsi="Roboto"/>
+                <w:color w:val="ff0000"/>
+                <w:sz w:val="20"/>
+                <w:szCs w:val="20"/>
+                <w:rtl w:val="0"/>
+              </w:rPr>
               <w:t xml:space="preserve">[chiffre_affaires_3] €</w:t>
             </w:r>
             <w:r>
@@ -3741,7 +3889,7 @@
                 <w:szCs w:val="20"/>
                 <w:rtl w:val="0"/>
               </w:rPr>
-              <w:t xml:space="preserve">[resultat_3]</w:t>
+              <w:t xml:space="preserve">[resultat_3] €</w:t>
             </w:r>
             <w:r>
               <w:rPr>
